--- a/Evidence/69525-Async-Whole-Form-Validation-Test-Report.docx
+++ b/Evidence/69525-Async-Whole-Form-Validation-Test-Report.docx
@@ -47,17 +47,8 @@
             <w:rStyle w:val="Hyperlink"/>
             <w:rFonts w:ascii="Aptos(body)" w:hAnsi="Aptos(body)"/>
           </w:rPr>
-          <w:t>[Validation] Async whole-form validation on submit · Issue #69525 · dotnet/</w:t>
+          <w:t>[Validation] Async whole-form validation on submit · Issue #69525 · dotnet/aspnetcore</w:t>
         </w:r>
-        <w:proofErr w:type="spellStart"/>
-        <w:r>
-          <w:rPr>
-            <w:rStyle w:val="Hyperlink"/>
-            <w:rFonts w:ascii="Aptos(body)" w:hAnsi="Aptos(body)"/>
-          </w:rPr>
-          <w:t>aspnetcore</w:t>
-        </w:r>
-        <w:proofErr w:type="spellEnd"/>
       </w:hyperlink>
     </w:p>
     <w:p>
@@ -85,6 +76,14 @@
           <w:bCs/>
         </w:rPr>
         <w:t> </w:t>
+      </w:r>
+      <w:r>
+        <w:rPr>
+          <w:rFonts w:ascii="Arial" w:hAnsi="Arial" w:cs="Arial"/>
+          <w:b/>
+          <w:bCs/>
+        </w:rPr>
+        <w:t>.</w:t>
       </w:r>
       <w:r>
         <w:rPr>
@@ -160,23 +159,7 @@
             <w:rStyle w:val="Hyperlink"/>
             <w:rFonts w:ascii="Aptos(body)" w:hAnsi="Aptos(body)"/>
           </w:rPr>
-          <w:t xml:space="preserve">Interactive </w:t>
-        </w:r>
-        <w:proofErr w:type="spellStart"/>
-        <w:r>
-          <w:rPr>
-            <w:rStyle w:val="Hyperlink"/>
-            <w:rFonts w:ascii="Aptos(body)" w:hAnsi="Aptos(body)"/>
-          </w:rPr>
-          <w:t>WebAssembly</w:t>
-        </w:r>
-        <w:proofErr w:type="spellEnd"/>
-        <w:r>
-          <w:rPr>
-            <w:rStyle w:val="Hyperlink"/>
-            <w:rFonts w:ascii="Aptos(body)" w:hAnsi="Aptos(body)"/>
-          </w:rPr>
-          <w:t xml:space="preserve"> build log</w:t>
+          <w:t>Interactive WebAssembly build log</w:t>
         </w:r>
       </w:hyperlink>
       <w:r>
@@ -210,17 +193,8 @@
           <w:rFonts w:ascii="Aptos(body)" w:hAnsi="Aptos(body)"/>
           <w:color w:val="000000"/>
         </w:rPr>
-        <w:t xml:space="preserve"> Static SSR, Interactive Server and Interactive </w:t>
-      </w:r>
-      <w:proofErr w:type="spellStart"/>
-      <w:r>
-        <w:rPr>
-          <w:rFonts w:ascii="Aptos(body)" w:hAnsi="Aptos(body)"/>
-          <w:color w:val="000000"/>
-        </w:rPr>
-        <w:t>Webassembly</w:t>
-      </w:r>
-      <w:proofErr w:type="spellEnd"/>
+        <w:t xml:space="preserve"> Static SSR, Interactive Server and Interactive Webassembly</w:t>
+      </w:r>
     </w:p>
     <w:p>
       <w:pPr>
@@ -256,7 +230,7 @@
           <w:numId w:val="2"/>
         </w:numPr>
         <w:rPr>
-          <w:rFonts w:ascii="Aptos(body)" w:hAnsi="Aptos(body)"/>
+          <w:rFonts w:ascii="Aptos(body)" w:hAnsi="Aptos(body)" w:cs="Arial"/>
         </w:rPr>
       </w:pPr>
       <w:r>
@@ -271,13 +245,43 @@
         <w:rPr>
           <w:rFonts w:ascii="Aptos(body)" w:hAnsi="Aptos(body)" w:cs="Arial"/>
         </w:rPr>
-        <w:t xml:space="preserve"> Windows 10.0.26200, Microsoft edge,</w:t>
+        <w:t xml:space="preserve"> Windows 10.0.26200, Microsoft edge</w:t>
+      </w:r>
+      <w:r>
+        <w:rPr>
+          <w:rFonts w:ascii="Aptos(body)" w:hAnsi="Aptos(body)" w:cs="Arial"/>
+        </w:rPr>
+        <w:t xml:space="preserve"> </w:t>
+      </w:r>
+      <w:r>
+        <w:rPr>
+          <w:rFonts w:ascii="Aptos(body)" w:hAnsi="Aptos(body)" w:cs="Arial"/>
+        </w:rPr>
+        <w:t>154.0.4258.37</w:t>
+      </w:r>
+      <w:r>
+        <w:rPr>
+          <w:rFonts w:ascii="Aptos(body)" w:hAnsi="Aptos(body)" w:cs="Arial"/>
+        </w:rPr>
+        <w:t>,</w:t>
       </w:r>
       <w:r>
         <w:rPr>
           <w:rFonts w:ascii="Aptos(body)" w:hAnsi="Aptos(body)"/>
         </w:rPr>
         <w:t xml:space="preserve"> Visual Studio</w:t>
+      </w:r>
+      <w:r>
+        <w:rPr>
+          <w:rFonts w:ascii="Aptos(body)" w:hAnsi="Aptos(body)"/>
+        </w:rPr>
+        <w:t xml:space="preserve"> Professional Insiders</w:t>
+      </w:r>
+      <w:r>
+        <w:rPr>
+          <w:rFonts w:ascii="Aptos(body)" w:hAnsi="Aptos(body)"/>
+        </w:rPr>
+        <w:t xml:space="preserve"> 12202.211</w:t>
       </w:r>
     </w:p>
     <w:p>
@@ -348,7 +352,7 @@
         <w:rPr>
           <w:rFonts w:ascii="Aptos(body)" w:hAnsi="Aptos(body)"/>
         </w:rPr>
-        <w:t>63c99fc88dcc22322d62b8d04017aaf7a2b5086d</w:t>
+        <w:t>7dba85be8a5490a6aa460ab5f07b6804b6f1b95c</w:t>
       </w:r>
     </w:p>
     <w:p>
@@ -421,7 +425,6 @@
                 <w:szCs w:val="28"/>
               </w:rPr>
             </w:pPr>
-            <w:proofErr w:type="spellStart"/>
             <w:r>
               <w:rPr>
                 <w:b/>
@@ -431,7 +434,6 @@
               </w:rPr>
               <w:t>S.No</w:t>
             </w:r>
-            <w:proofErr w:type="spellEnd"/>
           </w:p>
         </w:tc>
         <w:tc>
@@ -544,23 +546,7 @@
                 <w:sz w:val="28"/>
                 <w:szCs w:val="28"/>
               </w:rPr>
-              <w:t xml:space="preserve">During an interactive check, </w:t>
-            </w:r>
-            <w:proofErr w:type="spellStart"/>
-            <w:r>
-              <w:rPr>
-                <w:sz w:val="28"/>
-                <w:szCs w:val="28"/>
-              </w:rPr>
-              <w:t>EditContext.IsValidationPending</w:t>
-            </w:r>
-            <w:proofErr w:type="spellEnd"/>
-            <w:r>
-              <w:rPr>
-                <w:sz w:val="28"/>
-                <w:szCs w:val="28"/>
-              </w:rPr>
-              <w:t xml:space="preserve">() reports pending and submit is disabled; both return to normal when check finishes. </w:t>
+              <w:t xml:space="preserve">During an interactive check, EditContext.IsValidationPending() reports pending and submit is disabled; both return to normal when check finishes. </w:t>
             </w:r>
             <w:r>
               <w:rPr>
@@ -650,7 +636,7 @@
                 <w:sz w:val="28"/>
                 <w:szCs w:val="28"/>
               </w:rPr>
-              <w:instrText>HYPERLINK "https://github.com/vendasankarsf3945/69525-Blazor-Async-Form-Validation/blob/63c99fc88dcc22322d62b8d04017aaf7a2b5086d/Evidence/Global-Server/PendingState-IsValidationPending-DisabledSubmit.png"</w:instrText>
+              <w:instrText>HYPERLINK "https://github.com/vendasankarsf3945/69525-Blazor-Async-Form-Validation/blob/7dba85be8a5490a6aa460ab5f07b6804b6f1b95c/Evidence/SSR/Static-ssr-unavailable-correct-valid.gif"</w:instrText>
             </w:r>
             <w:r>
               <w:rPr>
@@ -665,7 +651,6 @@
               </w:rPr>
               <w:fldChar w:fldCharType="separate"/>
             </w:r>
-            <w:proofErr w:type="spellStart"/>
             <w:r>
               <w:rPr>
                 <w:rStyle w:val="Hyperlink"/>
@@ -674,7 +659,6 @@
               </w:rPr>
               <w:t>PendingState-IsValidationPending-DisabledSubmit</w:t>
             </w:r>
-            <w:proofErr w:type="spellEnd"/>
           </w:p>
           <w:p>
             <w:pPr>
@@ -699,19 +683,8 @@
                 <w:sz w:val="28"/>
                 <w:szCs w:val="28"/>
               </w:rPr>
-              <w:t xml:space="preserve">Interactive </w:t>
-            </w:r>
-            <w:proofErr w:type="spellStart"/>
-            <w:r>
-              <w:rPr>
-                <w:b/>
-                <w:bCs/>
-                <w:sz w:val="28"/>
-                <w:szCs w:val="28"/>
-              </w:rPr>
-              <w:t>WebAssembly</w:t>
-            </w:r>
-            <w:proofErr w:type="spellEnd"/>
+              <w:t>Interactive WebAssembly</w:t>
+            </w:r>
             <w:r>
               <w:rPr>
                 <w:b/>
@@ -742,7 +715,7 @@
                 <w:sz w:val="28"/>
                 <w:szCs w:val="28"/>
               </w:rPr>
-              <w:instrText>HYPERLINK "https://github.com/vendasankarsf3945/69525-Blazor-Async-Form-Validation/blob/63c99fc88dcc22322d62b8d04017aaf7a2b5086d/Evidence/Global-WebAssembly/PendingState-IsValidationPending-DisabledSubmit.png"</w:instrText>
+              <w:instrText>HYPERLINK "https://github.com/vendasankarsf3945/69525-Blazor-Async-Form-Validation/blob/7dba85be8a5490a6aa460ab5f07b6804b6f1b95c/Evidence/Global-WebAssembly/PendingState-IsValidationPending-DisabledSubmit.png"</w:instrText>
             </w:r>
             <w:r>
               <w:rPr>
@@ -757,7 +730,6 @@
               </w:rPr>
               <w:fldChar w:fldCharType="separate"/>
             </w:r>
-            <w:proofErr w:type="spellStart"/>
             <w:r>
               <w:rPr>
                 <w:rStyle w:val="Hyperlink"/>
@@ -766,7 +738,6 @@
               </w:rPr>
               <w:t>PendingState-IsValidationPending-DisabledSubmit</w:t>
             </w:r>
-            <w:proofErr w:type="spellEnd"/>
           </w:p>
           <w:p>
             <w:pPr>
@@ -831,39 +802,7 @@
                 <w:sz w:val="28"/>
                 <w:szCs w:val="28"/>
               </w:rPr>
-              <w:t xml:space="preserve">Neither </w:t>
-            </w:r>
-            <w:proofErr w:type="spellStart"/>
-            <w:r>
-              <w:rPr>
-                <w:sz w:val="28"/>
-                <w:szCs w:val="28"/>
-              </w:rPr>
-              <w:t>OnValidSubmit</w:t>
-            </w:r>
-            <w:proofErr w:type="spellEnd"/>
-            <w:r>
-              <w:rPr>
-                <w:sz w:val="28"/>
-                <w:szCs w:val="28"/>
-              </w:rPr>
-              <w:t xml:space="preserve"> nor </w:t>
-            </w:r>
-            <w:proofErr w:type="spellStart"/>
-            <w:r>
-              <w:rPr>
-                <w:sz w:val="28"/>
-                <w:szCs w:val="28"/>
-              </w:rPr>
-              <w:t>OnInvalidSubmit</w:t>
-            </w:r>
-            <w:proofErr w:type="spellEnd"/>
-            <w:r>
-              <w:rPr>
-                <w:sz w:val="28"/>
-                <w:szCs w:val="28"/>
-              </w:rPr>
-              <w:t xml:space="preserve"> runs before async availability check completes. </w:t>
+              <w:t xml:space="preserve">Neither OnValidSubmit nor OnInvalidSubmit runs before async availability check completes. </w:t>
             </w:r>
             <w:r>
               <w:rPr>
@@ -937,7 +876,6 @@
               <w:br/>
             </w:r>
             <w:hyperlink r:id="rId11" w:history="1">
-              <w:proofErr w:type="spellStart"/>
               <w:r>
                 <w:rPr>
                   <w:rStyle w:val="Hyperlink"/>
@@ -946,7 +884,6 @@
                 </w:rPr>
                 <w:t>SubmitWaitsForAsyncValidation</w:t>
               </w:r>
-              <w:proofErr w:type="spellEnd"/>
             </w:hyperlink>
             <w:r>
               <w:rPr>
@@ -955,25 +892,14 @@
               </w:rPr>
               <w:br/>
             </w:r>
-            <w:proofErr w:type="spellStart"/>
-            <w:r>
-              <w:rPr>
-                <w:b/>
-                <w:bCs/>
-                <w:sz w:val="28"/>
-                <w:szCs w:val="28"/>
-              </w:rPr>
-              <w:t>WebAssembly</w:t>
-            </w:r>
-            <w:proofErr w:type="spellEnd"/>
-            <w:r>
-              <w:rPr>
-                <w:b/>
-                <w:bCs/>
-                <w:sz w:val="28"/>
-                <w:szCs w:val="28"/>
-              </w:rPr>
-              <w:t>:</w:t>
+            <w:r>
+              <w:rPr>
+                <w:b/>
+                <w:bCs/>
+                <w:sz w:val="28"/>
+                <w:szCs w:val="28"/>
+              </w:rPr>
+              <w:t>WebAssembly:</w:t>
             </w:r>
             <w:r>
               <w:rPr>
@@ -985,7 +911,6 @@
               <w:br/>
             </w:r>
             <w:hyperlink r:id="rId12" w:history="1">
-              <w:proofErr w:type="spellStart"/>
               <w:r>
                 <w:rPr>
                   <w:rStyle w:val="Hyperlink"/>
@@ -994,7 +919,6 @@
                 </w:rPr>
                 <w:t>SubmitWaitsForAsyncValidation</w:t>
               </w:r>
-              <w:proofErr w:type="spellEnd"/>
             </w:hyperlink>
           </w:p>
         </w:tc>
@@ -1037,23 +961,7 @@
                 <w:sz w:val="28"/>
                 <w:szCs w:val="28"/>
               </w:rPr>
-              <w:t xml:space="preserve">Unavailable combination shows validation error and invokes only </w:t>
-            </w:r>
-            <w:proofErr w:type="spellStart"/>
-            <w:r>
-              <w:rPr>
-                <w:sz w:val="28"/>
-                <w:szCs w:val="28"/>
-              </w:rPr>
-              <w:t>OnInvalidSubmit</w:t>
-            </w:r>
-            <w:proofErr w:type="spellEnd"/>
-            <w:r>
-              <w:rPr>
-                <w:sz w:val="28"/>
-                <w:szCs w:val="28"/>
-              </w:rPr>
-              <w:t xml:space="preserve">; correcting it allows a valid submit. </w:t>
+              <w:t xml:space="preserve">Unavailable combination shows validation error and invokes only OnInvalidSubmit; correcting it allows a valid submit. </w:t>
             </w:r>
             <w:r>
               <w:rPr>
@@ -1173,18 +1081,8 @@
                   <w:sz w:val="28"/>
                   <w:szCs w:val="28"/>
                 </w:rPr>
-                <w:t>Corrected-</w:t>
+                <w:t>Corrected-ValidSubmit</w:t>
               </w:r>
-              <w:proofErr w:type="spellStart"/>
-              <w:r>
-                <w:rPr>
-                  <w:rStyle w:val="Hyperlink"/>
-                  <w:sz w:val="28"/>
-                  <w:szCs w:val="28"/>
-                </w:rPr>
-                <w:t>ValidSubmit</w:t>
-              </w:r>
-              <w:proofErr w:type="spellEnd"/>
             </w:hyperlink>
             <w:r>
               <w:rPr>
@@ -1193,25 +1091,14 @@
               </w:rPr>
               <w:br/>
             </w:r>
-            <w:proofErr w:type="spellStart"/>
-            <w:r>
-              <w:rPr>
-                <w:b/>
-                <w:bCs/>
-                <w:sz w:val="28"/>
-                <w:szCs w:val="28"/>
-              </w:rPr>
-              <w:t>WebAssembly</w:t>
-            </w:r>
-            <w:proofErr w:type="spellEnd"/>
-            <w:r>
-              <w:rPr>
-                <w:b/>
-                <w:bCs/>
-                <w:sz w:val="28"/>
-                <w:szCs w:val="28"/>
-              </w:rPr>
-              <w:t>:</w:t>
+            <w:r>
+              <w:rPr>
+                <w:b/>
+                <w:bCs/>
+                <w:sz w:val="28"/>
+                <w:szCs w:val="28"/>
+              </w:rPr>
+              <w:t>WebAssembly:</w:t>
             </w:r>
           </w:p>
           <w:p>
@@ -1252,7 +1139,7 @@
                 <w:sz w:val="28"/>
                 <w:szCs w:val="28"/>
               </w:rPr>
-              <w:instrText>HYPERLINK "https://github.com/vendasankarsf3945/69525-Blazor-Async-Form-Validation/blob/63c99fc88dcc22322d62b8d04017aaf7a2b5086d/Evidence/Global-WebAssembly/Corrected-ValidSubmit.gif"</w:instrText>
+              <w:instrText>HYPERLINK "https://github.com/vendasankarsf3945/69525-Blazor-Async-Form-Validation/blob/7dba85be8a5490a6aa460ab5f07b6804b6f1b95c/Evidence/Global-WebAssembly/Corrected-ValidSubmit.gif"</w:instrText>
             </w:r>
             <w:r>
               <w:rPr>
@@ -1273,24 +1160,86 @@
                 <w:sz w:val="28"/>
                 <w:szCs w:val="28"/>
               </w:rPr>
-              <w:t>Corrected-</w:t>
-            </w:r>
-            <w:proofErr w:type="spellStart"/>
-            <w:r>
+              <w:t>Corrected-ValidSubmit</w:t>
+            </w:r>
+          </w:p>
+          <w:p>
+            <w:pPr>
+              <w:rPr>
+                <w:b/>
+                <w:bCs/>
+                <w:sz w:val="28"/>
+                <w:szCs w:val="28"/>
+              </w:rPr>
+            </w:pPr>
+            <w:r>
+              <w:rPr>
+                <w:sz w:val="28"/>
+                <w:szCs w:val="28"/>
+              </w:rPr>
+              <w:fldChar w:fldCharType="end"/>
+            </w:r>
+            <w:r>
+              <w:rPr>
+                <w:b/>
+                <w:bCs/>
+                <w:sz w:val="28"/>
+                <w:szCs w:val="28"/>
+              </w:rPr>
+              <w:t>SSR:</w:t>
+            </w:r>
+          </w:p>
+          <w:p>
+            <w:pPr>
               <w:rPr>
                 <w:rStyle w:val="Hyperlink"/>
-                <w:sz w:val="28"/>
-                <w:szCs w:val="28"/>
-              </w:rPr>
-              <w:t>ValidSubmit</w:t>
-            </w:r>
-            <w:proofErr w:type="spellEnd"/>
-          </w:p>
-          <w:p>
-            <w:pPr>
-              <w:rPr>
-                <w:b/>
-                <w:bCs/>
+              </w:rPr>
+            </w:pPr>
+            <w:r>
+              <w:rPr>
+                <w:sz w:val="28"/>
+                <w:szCs w:val="28"/>
+              </w:rPr>
+              <w:fldChar w:fldCharType="begin"/>
+            </w:r>
+            <w:r>
+              <w:rPr>
+                <w:sz w:val="28"/>
+                <w:szCs w:val="28"/>
+              </w:rPr>
+              <w:instrText>HYPERLINK "https://github.com/vendasankarsf3945/69525-Blazor-Async-Form-Validation/blob/7dba85be8a5490a6aa460ab5f07b6804b6f1b95c/Evidence/SSR/StaticSSR-Unavailable-Post-Response.gif"</w:instrText>
+            </w:r>
+            <w:r>
+              <w:rPr>
+                <w:sz w:val="28"/>
+                <w:szCs w:val="28"/>
+              </w:rPr>
+            </w:r>
+            <w:r>
+              <w:rPr>
+                <w:sz w:val="28"/>
+                <w:szCs w:val="28"/>
+              </w:rPr>
+              <w:fldChar w:fldCharType="separate"/>
+            </w:r>
+            <w:r>
+              <w:rPr>
+                <w:rStyle w:val="Hyperlink"/>
+                <w:sz w:val="28"/>
+                <w:szCs w:val="28"/>
+              </w:rPr>
+              <w:t>Unavailable-Post-Response</w:t>
+            </w:r>
+            <w:r>
+              <w:rPr>
+                <w:rStyle w:val="Hyperlink"/>
+              </w:rPr>
+              <w:t>,</w:t>
+            </w:r>
+          </w:p>
+          <w:p>
+            <w:pPr>
+              <w:rPr>
                 <w:sz w:val="28"/>
                 <w:szCs w:val="28"/>
               </w:rPr>
@@ -1302,23 +1251,6 @@
               </w:rPr>
               <w:fldChar w:fldCharType="end"/>
             </w:r>
-            <w:r>
-              <w:rPr>
-                <w:b/>
-                <w:bCs/>
-                <w:sz w:val="28"/>
-                <w:szCs w:val="28"/>
-              </w:rPr>
-              <w:t>SSR:</w:t>
-            </w:r>
-          </w:p>
-          <w:p>
-            <w:pPr>
-              <w:rPr>
-                <w:sz w:val="28"/>
-                <w:szCs w:val="28"/>
-              </w:rPr>
-            </w:pPr>
             <w:hyperlink r:id="rId16" w:history="1">
               <w:r>
                 <w:rPr>
@@ -1326,9 +1258,17 @@
                   <w:sz w:val="28"/>
                   <w:szCs w:val="28"/>
                 </w:rPr>
-                <w:t>Unavailable-Post-Response</w:t>
+                <w:t>Corrected-ValidSubmit</w:t>
               </w:r>
             </w:hyperlink>
+          </w:p>
+          <w:p>
+            <w:pPr>
+              <w:rPr>
+                <w:sz w:val="28"/>
+                <w:szCs w:val="28"/>
+              </w:rPr>
+            </w:pPr>
           </w:p>
         </w:tc>
       </w:tr>
@@ -1369,23 +1309,7 @@
                 <w:sz w:val="28"/>
                 <w:szCs w:val="28"/>
               </w:rPr>
-              <w:t xml:space="preserve">Available combination invokes </w:t>
-            </w:r>
-            <w:proofErr w:type="spellStart"/>
-            <w:r>
-              <w:rPr>
-                <w:sz w:val="28"/>
-                <w:szCs w:val="28"/>
-              </w:rPr>
-              <w:t>OnValidSubmit</w:t>
-            </w:r>
-            <w:proofErr w:type="spellEnd"/>
-            <w:r>
-              <w:rPr>
-                <w:sz w:val="28"/>
-                <w:szCs w:val="28"/>
-              </w:rPr>
-              <w:t xml:space="preserve"> and shows confirmation only after service accepts it. </w:t>
+              <w:t xml:space="preserve">Available combination invokes OnValidSubmit and shows confirmation only after service accepts it. </w:t>
             </w:r>
           </w:p>
           <w:p>
@@ -1489,18 +1413,8 @@
                   <w:sz w:val="28"/>
                   <w:szCs w:val="28"/>
                 </w:rPr>
-                <w:t>Available-</w:t>
+                <w:t>Available-OnlyValidSubmit</w:t>
               </w:r>
-              <w:proofErr w:type="spellStart"/>
-              <w:r>
-                <w:rPr>
-                  <w:rStyle w:val="Hyperlink"/>
-                  <w:sz w:val="28"/>
-                  <w:szCs w:val="28"/>
-                </w:rPr>
-                <w:t>OnlyValidSubmit</w:t>
-              </w:r>
-              <w:proofErr w:type="spellEnd"/>
             </w:hyperlink>
             <w:r>
               <w:rPr>
@@ -1509,25 +1423,14 @@
               </w:rPr>
               <w:br/>
             </w:r>
-            <w:proofErr w:type="spellStart"/>
-            <w:r>
-              <w:rPr>
-                <w:b/>
-                <w:bCs/>
-                <w:sz w:val="28"/>
-                <w:szCs w:val="28"/>
-              </w:rPr>
-              <w:t>WebAssembly</w:t>
-            </w:r>
-            <w:proofErr w:type="spellEnd"/>
-            <w:r>
-              <w:rPr>
-                <w:b/>
-                <w:bCs/>
-                <w:sz w:val="28"/>
-                <w:szCs w:val="28"/>
-              </w:rPr>
-              <w:t>:</w:t>
+            <w:r>
+              <w:rPr>
+                <w:b/>
+                <w:bCs/>
+                <w:sz w:val="28"/>
+                <w:szCs w:val="28"/>
+              </w:rPr>
+              <w:t>WebAssembly:</w:t>
             </w:r>
           </w:p>
           <w:p>
@@ -1550,7 +1453,7 @@
                 <w:sz w:val="28"/>
                 <w:szCs w:val="28"/>
               </w:rPr>
-              <w:instrText>HYPERLINK "https://github.com/vendasankarsf3945/69525-Blazor-Async-Form-Validation/blob/63c99fc88dcc22322d62b8d04017aaf7a2b5086d/Evidence/Global-WebAssembly/Available-OnlyValidSubmit.gif"</w:instrText>
+              <w:instrText>HYPERLINK "https://github.com/vendasankarsf3945/69525-Blazor-Async-Form-Validation/blob/7dba85be8a5490a6aa460ab5f07b6804b6f1b95c/Evidence/Global-WebAssembly/Available-OnlyValidSubmit.gif"</w:instrText>
             </w:r>
             <w:r>
               <w:rPr>
@@ -1571,18 +1474,8 @@
                 <w:sz w:val="28"/>
                 <w:szCs w:val="28"/>
               </w:rPr>
-              <w:t>Available-</w:t>
-            </w:r>
-            <w:proofErr w:type="spellStart"/>
-            <w:r>
-              <w:rPr>
-                <w:rStyle w:val="Hyperlink"/>
-                <w:sz w:val="28"/>
-                <w:szCs w:val="28"/>
-              </w:rPr>
-              <w:t>OnlyValidSubmit</w:t>
-            </w:r>
-            <w:proofErr w:type="spellEnd"/>
+              <w:t>Available-OnlyValidSubmit</w:t>
+            </w:r>
           </w:p>
           <w:p>
             <w:pPr>
@@ -1765,14 +1658,6 @@
             </w:r>
           </w:p>
           <w:p>
-            <w:pPr>
-              <w:rPr>
-                <w:b/>
-                <w:bCs/>
-                <w:sz w:val="28"/>
-                <w:szCs w:val="28"/>
-              </w:rPr>
-            </w:pPr>
             <w:hyperlink r:id="rId20" w:history="1">
               <w:r>
                 <w:rPr>
@@ -1783,6 +1668,27 @@
                 <w:t>Unavailable-Post-Response</w:t>
               </w:r>
             </w:hyperlink>
+            <w:r>
+              <w:t>,</w:t>
+            </w:r>
+          </w:p>
+          <w:p>
+            <w:pPr>
+              <w:rPr>
+                <w:sz w:val="28"/>
+                <w:szCs w:val="28"/>
+              </w:rPr>
+            </w:pPr>
+            <w:hyperlink r:id="rId21" w:history="1">
+              <w:r>
+                <w:rPr>
+                  <w:rStyle w:val="Hyperlink"/>
+                  <w:sz w:val="28"/>
+                  <w:szCs w:val="28"/>
+                </w:rPr>
+                <w:t>Corrected-ValidSubmit</w:t>
+              </w:r>
+            </w:hyperlink>
           </w:p>
         </w:tc>
       </w:tr>
@@ -1823,23 +1729,7 @@
                 <w:sz w:val="28"/>
                 <w:szCs w:val="28"/>
               </w:rPr>
-              <w:t xml:space="preserve">Interactive checks were repeated in both Interactive Server and Interactive </w:t>
-            </w:r>
-            <w:proofErr w:type="spellStart"/>
-            <w:r>
-              <w:rPr>
-                <w:sz w:val="28"/>
-                <w:szCs w:val="28"/>
-              </w:rPr>
-              <w:t>WebAssembly</w:t>
-            </w:r>
-            <w:proofErr w:type="spellEnd"/>
-            <w:r>
-              <w:rPr>
-                <w:sz w:val="28"/>
-                <w:szCs w:val="28"/>
-              </w:rPr>
-              <w:t xml:space="preserve">. </w:t>
+              <w:t xml:space="preserve">Interactive checks were repeated in both Interactive Server and Interactive WebAssembly. </w:t>
             </w:r>
             <w:r>
               <w:rPr>
@@ -1920,25 +1810,15 @@
                 <w:szCs w:val="28"/>
               </w:rPr>
             </w:pPr>
-            <w:hyperlink r:id="rId21" w:history="1">
+            <w:hyperlink r:id="rId22" w:history="1">
               <w:r>
                 <w:rPr>
                   <w:rStyle w:val="Hyperlink"/>
                   <w:sz w:val="28"/>
                   <w:szCs w:val="28"/>
                 </w:rPr>
-                <w:t>Available-</w:t>
+                <w:t>Available-OnlyValidSubmit</w:t>
               </w:r>
-              <w:proofErr w:type="spellStart"/>
-              <w:r>
-                <w:rPr>
-                  <w:rStyle w:val="Hyperlink"/>
-                  <w:sz w:val="28"/>
-                  <w:szCs w:val="28"/>
-                </w:rPr>
-                <w:t>OnlyValidSubmit</w:t>
-              </w:r>
-              <w:proofErr w:type="spellEnd"/>
             </w:hyperlink>
             <w:r>
               <w:rPr>
@@ -1955,7 +1835,7 @@
                 <w:szCs w:val="28"/>
               </w:rPr>
             </w:pPr>
-            <w:hyperlink r:id="rId22" w:history="1">
+            <w:hyperlink r:id="rId23" w:history="1">
               <w:r>
                 <w:rPr>
                   <w:rStyle w:val="Hyperlink"/>
@@ -1972,60 +1852,31 @@
               </w:rPr>
               <w:br/>
             </w:r>
-            <w:proofErr w:type="spellStart"/>
-            <w:r>
-              <w:rPr>
-                <w:b/>
-                <w:bCs/>
-                <w:sz w:val="28"/>
-                <w:szCs w:val="28"/>
-              </w:rPr>
-              <w:t>WebAssembly</w:t>
-            </w:r>
-            <w:proofErr w:type="spellEnd"/>
-            <w:r>
-              <w:rPr>
-                <w:b/>
-                <w:bCs/>
-                <w:sz w:val="28"/>
-                <w:szCs w:val="28"/>
-              </w:rPr>
-              <w:t>:</w:t>
-            </w:r>
-          </w:p>
-          <w:p>
-            <w:pPr>
-              <w:rPr>
-                <w:sz w:val="28"/>
-                <w:szCs w:val="28"/>
-              </w:rPr>
-            </w:pPr>
-            <w:hyperlink r:id="rId23" w:history="1">
+            <w:r>
+              <w:rPr>
+                <w:b/>
+                <w:bCs/>
+                <w:sz w:val="28"/>
+                <w:szCs w:val="28"/>
+              </w:rPr>
+              <w:t>WebAssembly:</w:t>
+            </w:r>
+          </w:p>
+          <w:p>
+            <w:pPr>
+              <w:rPr>
+                <w:sz w:val="28"/>
+                <w:szCs w:val="28"/>
+              </w:rPr>
+            </w:pPr>
+            <w:hyperlink r:id="rId24" w:history="1">
               <w:r>
                 <w:rPr>
                   <w:rStyle w:val="Hyperlink"/>
                   <w:sz w:val="28"/>
                   <w:szCs w:val="28"/>
                 </w:rPr>
-                <w:t>Available-</w:t>
-              </w:r>
-              <w:proofErr w:type="spellStart"/>
-              <w:r>
-                <w:rPr>
-                  <w:rStyle w:val="Hyperlink"/>
-                  <w:sz w:val="28"/>
-                  <w:szCs w:val="28"/>
-                </w:rPr>
-                <w:t>OnlyValidSubmit</w:t>
-              </w:r>
-              <w:proofErr w:type="spellEnd"/>
-              <w:r>
-                <w:rPr>
-                  <w:rStyle w:val="Hyperlink"/>
-                  <w:sz w:val="28"/>
-                  <w:szCs w:val="28"/>
-                </w:rPr>
-                <w:t>,</w:t>
+                <w:t>Available-OnlyValidSubmit,</w:t>
               </w:r>
             </w:hyperlink>
           </w:p>
@@ -2049,7 +1900,7 @@
                 <w:sz w:val="28"/>
                 <w:szCs w:val="28"/>
               </w:rPr>
-              <w:instrText>HYPERLINK "https://github.com/vendasankarsf3945/69525-Blazor-Async-Form-Validation/blob/63c99fc88dcc22322d62b8d04017aaf7a2b5086d/Evidence/Global-WebAssembly/Unavailable-OnlyInvalidSubmit.gif"</w:instrText>
+              <w:instrText>HYPERLINK "https://github.com/vendasankarsf3945/69525-Blazor-Async-Form-Validation/blob/7dba85be8a5490a6aa460ab5f07b6804b6f1b95c/Evidence/Global-WebAssembly/Unavailable-OnlyInvalidSubmit.gif"</w:instrText>
             </w:r>
             <w:r>
               <w:rPr>
@@ -2151,6 +2002,9 @@
       </w:r>
       <w:r>
         <w:t>o</w:t>
+      </w:r>
+      <w:r>
+        <w:t>ne</w:t>
       </w:r>
     </w:p>
     <w:sectPr>
@@ -3140,7 +2994,7 @@
   <w:style w:type="paragraph" w:default="1" w:styleId="Normal">
     <w:name w:val="Normal"/>
     <w:qFormat/>
-    <w:rsid w:val="00134A76"/>
+    <w:rsid w:val="00D44C21"/>
   </w:style>
   <w:style w:type="paragraph" w:styleId="Heading1">
     <w:name w:val="heading 1"/>
@@ -3344,7 +3198,6 @@
   <w:style w:type="character" w:default="1" w:styleId="DefaultParagraphFont">
     <w:name w:val="Default Paragraph Font"/>
     <w:uiPriority w:val="1"/>
-    <w:semiHidden/>
     <w:unhideWhenUsed/>
   </w:style>
   <w:style w:type="table" w:default="1" w:styleId="TableNormal">
